--- a/docs/Specifications-techniques.docx
+++ b/docs/Specifications-techniques.docx
@@ -132,7 +132,7 @@
           <w:sz w:val="22"/>
           <w:szCs w:val="22"/>
         </w:rPr>
-        <w:t xml:space="preserve">1.0</w:t>
+        <w:t xml:space="preserve">2.0</w:t>
       </w:r>
     </w:p>
     <w:p>
@@ -159,6 +159,29 @@
       </w:r>
     </w:p>
     <w:p>
+      <w:pPr>
+        <w:spacing w:after="80"/>
+      </w:pPr>
+      <w:r>
+        <w:rPr>
+          <w:b/>
+          <w:bCs/>
+          <w:color w:val="75787B"/>
+          <w:sz w:val="22"/>
+          <w:szCs w:val="22"/>
+        </w:rPr>
+        <w:t xml:space="preserve">Portée : </w:t>
+      </w:r>
+      <w:r>
+        <w:rPr>
+          <w:color w:val="000000"/>
+          <w:sz w:val="22"/>
+          <w:szCs w:val="22"/>
+        </w:rPr>
+        <w:t xml:space="preserve">Application standalone (exécutable) + portage SharePoint Online (SPFx)</w:t>
+      </w:r>
+    </w:p>
+    <w:p>
       <w:r>
         <w:br w:type="page"/>
       </w:r>
@@ -192,7 +215,36 @@
           <w:sz w:val="21"/>
           <w:szCs w:val="21"/>
         </w:rPr>
-        <w:t xml:space="preserve">L'application est une architecture client-serveur classique packagée pour tourner en local, sans dépendance à un service externe : un client web monopage (SPA) et une API REST, tous deux servis par le même processus Node.js/Bun sur un seul port.</w:t>
+        <w:t xml:space="preserve">L'application existe sous deux formes, au fonctionnel identique, décrites séparément dans ce document : une architecture client-serveur classique packagée pour tourner en local (sections 2 à 8), et un portage en web part SharePoint Framework (SPFx) qui réimplémente la même logique métier entièrement côté client, sans serveur applicatif propre (section 9). Le code des deux versions est indépendant (aucun package partagé) mais porte volontairement la même organisation et les mêmes règles, pour rester synchronisable manuellement en cas d'évolution fonctionnelle.</w:t>
+      </w:r>
+    </w:p>
+    <w:p>
+      <w:pPr>
+        <w:pStyle w:val="Heading2"/>
+        <w:spacing w:after="160" w:before="360"/>
+      </w:pPr>
+      <w:r>
+        <w:rPr>
+          <w:b/>
+          <w:bCs/>
+          <w:color w:val="000000"/>
+          <w:sz w:val="26"/>
+          <w:szCs w:val="26"/>
+        </w:rPr>
+        <w:t xml:space="preserve">1.1. Version standalone (exécutable)</w:t>
+      </w:r>
+    </w:p>
+    <w:p>
+      <w:pPr>
+        <w:spacing w:after="160"/>
+      </w:pPr>
+      <w:r>
+        <w:rPr>
+          <w:color w:val="000000"/>
+          <w:sz w:val="21"/>
+          <w:szCs w:val="21"/>
+        </w:rPr>
+        <w:t xml:space="preserve">Un client web monopage (SPA) et une API REST, tous deux servis par le même processus Node.js/Bun sur un seul port.</w:t>
       </w:r>
     </w:p>
     <w:tbl>
@@ -653,7 +705,49 @@
           <w:sz w:val="20"/>
           <w:szCs w:val="20"/>
         </w:rPr>
-        <w:t xml:space="preserve">Application interne mono-utilisateur, sans authentification : quiconque a accès au poste où l'exécutable tourne a accès à l'ensemble des données. Ce choix découle du contexte d'usage (poste interne dédié) et n'est pas adapté à une exposition sur un réseau non maîtrisé.</w:t>
+        <w:t xml:space="preserve">Application interne mono-utilisateur, sans authentification : quiconque a accès au poste où l'exécutable tourne a accès à l'ensemble des données. Ce choix découle du contexte d'usage (poste interne dédié) et n'est pas adapté à une exposition sur un réseau non maîtrisé — voir 2.4 pour les mesures de restriction réseau mises en place.</w:t>
+      </w:r>
+    </w:p>
+    <w:p>
+      <w:pPr>
+        <w:pStyle w:val="Heading2"/>
+        <w:spacing w:after="160" w:before="360"/>
+      </w:pPr>
+      <w:r>
+        <w:rPr>
+          <w:b/>
+          <w:bCs/>
+          <w:color w:val="000000"/>
+          <w:sz w:val="26"/>
+          <w:szCs w:val="26"/>
+        </w:rPr>
+        <w:t xml:space="preserve">2.4. Sécurité réseau et HTTPS</w:t>
+      </w:r>
+    </w:p>
+    <w:p>
+      <w:pPr>
+        <w:spacing w:after="160"/>
+      </w:pPr>
+      <w:r>
+        <w:rPr>
+          <w:color w:val="000000"/>
+          <w:sz w:val="21"/>
+          <w:szCs w:val="21"/>
+        </w:rPr>
+        <w:t xml:space="preserve">Le serveur n'écoute par défaut que sur l'interface locale de la machine (127.0.0.1, variable HOST) : aucune autre machine du réseau ne peut y accéder tant que HOST n'est pas explicitement changé. Le middleware CORS a été retiré (inutile : le client et l'API sont toujours servis depuis la même origine, en développement via le proxy Vite, en production car les deux sont servis par le même processus/port).</w:t>
+      </w:r>
+    </w:p>
+    <w:p>
+      <w:pPr>
+        <w:spacing w:after="160"/>
+      </w:pPr>
+      <w:r>
+        <w:rPr>
+          <w:color w:val="000000"/>
+          <w:sz w:val="21"/>
+          <w:szCs w:val="21"/>
+        </w:rPr>
+        <w:t xml:space="preserve">Un support HTTPS natif est disponible (variables d'environnement SSL_CERT_PATH / SSL_KEY_PATH) : si les deux fichiers sont présents et lisibles au démarrage, le serveur bascule sur https.createServer(), sinon il reste en http.createServer(). Ce mode est utile pour intégrer l'application dans une page SharePoint Online via un composant « Intégrer »/« Lien » — les navigateurs bloquant le contenu mixte (une iframe http:// dans une page https://), sauf exception pour http://localhost. Un avertissement est loggué au démarrage si HOST diffère de 127.0.0.1 sans certificat configuré.</w:t>
       </w:r>
     </w:p>
     <w:p>
@@ -1265,7 +1359,7 @@
                 <w:sz w:val="20"/>
                 <w:szCs w:val="20"/>
               </w:rPr>
-              <w:t xml:space="preserve">cors</w:t>
+              <w:t xml:space="preserve">uuid</w:t>
             </w:r>
           </w:p>
         </w:tc>
@@ -1291,7 +1385,7 @@
                 <w:sz w:val="20"/>
                 <w:szCs w:val="20"/>
               </w:rPr>
-              <w:t xml:space="preserve">Autorisation des requêtes cross-origin (utile en développement, client/serveur sur deux ports)</w:t>
+              <w:t xml:space="preserve">Génération des identifiants des enregistrements</w:t>
             </w:r>
           </w:p>
         </w:tc>
@@ -1320,7 +1414,7 @@
                 <w:sz w:val="20"/>
                 <w:szCs w:val="20"/>
               </w:rPr>
-              <w:t xml:space="preserve">uuid</w:t>
+              <w:t xml:space="preserve">TypeScript</w:t>
             </w:r>
           </w:p>
         </w:tc>
@@ -1328,60 +1422,6 @@
           <w:tcPr>
             <w:tcW w:type="dxa" w:w="7000"/>
             <w:shd w:fill="F5F6F8" w:val="clear"/>
-            <w:tcMar>
-              <w:top w:type="dxa" w:w="80"/>
-              <w:left w:type="dxa" w:w="100"/>
-              <w:bottom w:type="dxa" w:w="80"/>
-              <w:right w:type="dxa" w:w="100"/>
-            </w:tcMar>
-          </w:tcPr>
-          <w:p>
-            <w:pPr>
-              <w:jc w:val="left"/>
-            </w:pPr>
-            <w:r>
-              <w:rPr>
-                <w:b w:val="false"/>
-                <w:bCs w:val="false"/>
-                <w:color w:val="000000"/>
-                <w:sz w:val="20"/>
-                <w:szCs w:val="20"/>
-              </w:rPr>
-              <w:t xml:space="preserve">Génération des identifiants des enregistrements</w:t>
-            </w:r>
-          </w:p>
-        </w:tc>
-      </w:tr>
-      <w:tr>
-        <w:tc>
-          <w:tcPr>
-            <w:tcW w:type="dxa" w:w="3000"/>
-            <w:tcMar>
-              <w:top w:type="dxa" w:w="80"/>
-              <w:left w:type="dxa" w:w="100"/>
-              <w:bottom w:type="dxa" w:w="80"/>
-              <w:right w:type="dxa" w:w="100"/>
-            </w:tcMar>
-          </w:tcPr>
-          <w:p>
-            <w:pPr>
-              <w:jc w:val="left"/>
-            </w:pPr>
-            <w:r>
-              <w:rPr>
-                <w:b w:val="false"/>
-                <w:bCs w:val="false"/>
-                <w:color w:val="000000"/>
-                <w:sz w:val="20"/>
-                <w:szCs w:val="20"/>
-              </w:rPr>
-              <w:t xml:space="preserve">TypeScript</w:t>
-            </w:r>
-          </w:p>
-        </w:tc>
-        <w:tc>
-          <w:tcPr>
-            <w:tcW w:type="dxa" w:w="7000"/>
             <w:tcMar>
               <w:top w:type="dxa" w:w="80"/>
               <w:left w:type="dxa" w:w="100"/>
@@ -5714,7 +5754,124 @@
           <w:sz w:val="21"/>
           <w:szCs w:val="21"/>
         </w:rPr>
-        <w:t xml:space="preserve">La première ligne de la première feuille du classeur est traitée comme ligne d'en-tête (une colonne par cellule non vide) ; les lignes suivantes constituent les données, une valeur vide sur toute la ligne faisant l'ignorer (comptée dans nbLignesVides). Toutes les valeurs sont normalisées en texte (formules résolues via leur valeur calculée, richText concaténé, dates formatées en AAAA-MM-JJ).</w:t>
+        <w:t xml:space="preserve">Ces fichiers ont en pratique une mise en forme riche (plusieurs onglets annexes, en-têtes de colonnes étalés sur plusieurs lignes, cellules fusionnées, ligne d'instruction de saisie au-dessus des vrais libellés) : le classeur n'est donc pas lu ligne 1 / onglet 1 telle quelle.</w:t>
+      </w:r>
+    </w:p>
+    <w:p>
+      <w:pPr>
+        <w:pStyle w:val="ListParagraph"/>
+        <w:numPr>
+          <w:ilvl w:val="0"/>
+          <w:numId w:val="2"/>
+        </w:numPr>
+        <w:spacing w:after="100"/>
+      </w:pPr>
+      <w:r>
+        <w:rPr>
+          <w:b/>
+          <w:bCs/>
+          <w:sz w:val="21"/>
+          <w:szCs w:val="21"/>
+        </w:rPr>
+        <w:t xml:space="preserve">Sélection de la feuille : </w:t>
+      </w:r>
+      <w:r>
+        <w:rPr>
+          <w:sz w:val="21"/>
+          <w:szCs w:val="21"/>
+        </w:rPr>
+        <w:t xml:space="preserve">celle qui contient une cellule exacte « Actif »/« Inactif » (repère fiable du tableau de données réel, par opposition aux onglets annexes — mode opératoire, table de marques, listes déroulantes...) ; à défaut, la feuille la plus volumineuse.</w:t>
+      </w:r>
+    </w:p>
+    <w:p>
+      <w:pPr>
+        <w:pStyle w:val="ListParagraph"/>
+        <w:numPr>
+          <w:ilvl w:val="0"/>
+          <w:numId w:val="2"/>
+        </w:numPr>
+        <w:spacing w:after="100"/>
+      </w:pPr>
+      <w:r>
+        <w:rPr>
+          <w:b/>
+          <w:bCs/>
+          <w:sz w:val="21"/>
+          <w:szCs w:val="21"/>
+        </w:rPr>
+        <w:t xml:space="preserve">Propagation des cellules fusionnées : </w:t>
+      </w:r>
+      <w:r>
+        <w:rPr>
+          <w:sz w:val="21"/>
+          <w:szCs w:val="21"/>
+        </w:rPr>
+        <w:t xml:space="preserve">la valeur d'une cellule fusionnée est recopiée sur toute sa plage avant traitement (sinon seule la cellule en haut à gauche de la fusion porte une valeur).</w:t>
+      </w:r>
+    </w:p>
+    <w:p>
+      <w:pPr>
+        <w:pStyle w:val="ListParagraph"/>
+        <w:numPr>
+          <w:ilvl w:val="0"/>
+          <w:numId w:val="2"/>
+        </w:numPr>
+        <w:spacing w:after="100"/>
+      </w:pPr>
+      <w:r>
+        <w:rPr>
+          <w:b/>
+          <w:bCs/>
+          <w:sz w:val="21"/>
+          <w:szCs w:val="21"/>
+        </w:rPr>
+        <w:t xml:space="preserve">Détection de la première ligne de données : </w:t>
+      </w:r>
+      <w:r>
+        <w:rPr>
+          <w:sz w:val="21"/>
+          <w:szCs w:val="21"/>
+        </w:rPr>
+        <w:t xml:space="preserve">celle qui porte la valeur « Actif »/« Inactif » ; à défaut, repli sur la première ligne dense suivie d'une ligne de densité comparable.</w:t>
+      </w:r>
+    </w:p>
+    <w:p>
+      <w:pPr>
+        <w:pStyle w:val="ListParagraph"/>
+        <w:numPr>
+          <w:ilvl w:val="0"/>
+          <w:numId w:val="2"/>
+        </w:numPr>
+        <w:spacing w:after="100"/>
+      </w:pPr>
+      <w:r>
+        <w:rPr>
+          <w:b/>
+          <w:bCs/>
+          <w:sz w:val="21"/>
+          <w:szCs w:val="21"/>
+        </w:rPr>
+        <w:t xml:space="preserve">Reconstruction des en-têtes : </w:t>
+      </w:r>
+      <w:r>
+        <w:rPr>
+          <w:sz w:val="21"/>
+          <w:szCs w:val="21"/>
+        </w:rPr>
+        <w:t xml:space="preserve">les lignes non vides précédant le début des données (jusqu'à 8) sont concaténées colonne par colonne (séparateur « – »), en filtrant les libellés d'instruction génériques (« AUTO », « SAISIE », « MENU DEROULANT ») et les doublons de valeur au sein d'une même colonne.</w:t>
+      </w:r>
+    </w:p>
+    <w:p>
+      <w:pPr>
+        <w:spacing w:after="160"/>
+      </w:pPr>
+      <w:r>
+        <w:rPr>
+          <w:color w:val="000000"/>
+          <w:sz w:val="21"/>
+          <w:szCs w:val="21"/>
+        </w:rPr>
+        <w:t xml:space="preserve">Une colonne vide de bout en bout (pas de libellé et aucune donnée) est ignorée ; une colonne sans libellé détecté mais avec des données reçoit un nom de repli (« Colonne A », « Colonne B », …). Toutes les valeurs sont normalisées en texte (formules résolues via leur valeur calculée, richText concaténé, dates formatées en AAAA-MM-JJ). Une ligne vide sur toute sa largeur est ignorée et comptée dans nbLignesVides.</w:t>
       </w:r>
     </w:p>
     <w:p>
@@ -7295,7 +7452,7 @@
           <w:sz w:val="32"/>
           <w:szCs w:val="32"/>
         </w:rPr>
-        <w:t xml:space="preserve">9. Limites connues et points de vigilance</w:t>
+        <w:t xml:space="preserve">9. Limites connues et points de vigilance (version standalone)</w:t>
       </w:r>
     </w:p>
     <w:p>
@@ -7349,7 +7506,7 @@
           <w:sz w:val="21"/>
           <w:szCs w:val="21"/>
         </w:rPr>
-        <w:t xml:space="preserve">Lecture des fichiers de conditions limitée à la première feuille du classeur, en-tête sur une seule ligne : un fichier avec des onglets annexes ou des en-têtes fusionnés sur plusieurs lignes nécessite une adaptation du parseur (server/src/utils/excel.ts).</w:t>
+        <w:t xml:space="preserve">Extraction/remplacement des variables Word limité à word/document.xml : les en-têtes, pieds de page et notes ne sont pas couverts.</w:t>
       </w:r>
     </w:p>
     <w:p>
@@ -7367,7 +7524,724 @@
           <w:sz w:val="21"/>
           <w:szCs w:val="21"/>
         </w:rPr>
-        <w:t xml:space="preserve">Extraction/remplacement des variables Word limité à word/document.xml : les en-têtes, pieds de page et notes ne sont pas couverts.</w:t>
+        <w:t xml:space="preserve">Le mapping d'un template n'est pas reporté automatiquement d'une version à l'autre : chaque nouveau dépôt repart avec un mapping vide, à refaire (intégralement ou via import du fichier Excel de correspondance).</w:t>
+      </w:r>
+    </w:p>
+    <w:p>
+      <w:pPr>
+        <w:pStyle w:val="Heading1"/>
+        <w:pBdr>
+          <w:bottom w:val="single" w:color="00874C" w:sz="8" w:space="4"/>
+        </w:pBdr>
+        <w:spacing w:after="240" w:before="480"/>
+      </w:pPr>
+      <w:r>
+        <w:rPr>
+          <w:b/>
+          <w:bCs/>
+          <w:color w:val="00874C"/>
+          <w:sz w:val="32"/>
+          <w:szCs w:val="32"/>
+        </w:rPr>
+        <w:t xml:space="preserve">10. Portage SharePoint Online (SPFx)</w:t>
+      </w:r>
+    </w:p>
+    <w:p>
+      <w:pPr>
+        <w:spacing w:after="160"/>
+      </w:pPr>
+      <w:r>
+        <w:rPr>
+          <w:color w:val="000000"/>
+          <w:sz w:val="21"/>
+          <w:szCs w:val="21"/>
+        </w:rPr>
+        <w:t xml:space="preserve">Le dossier spfx/achats-contrats contient un web part SharePoint Framework (SPFx 1.23.2) qui réimplémente entièrement, côté client, la même logique métier que la version standalone — sans aucun serveur applicatif propre : SharePoint (listes, bibliothèques de documents) tient lieu à la fois de base de données et de stockage de fichiers, via l'API REST SharePoint (PnPjs).</w:t>
+      </w:r>
+    </w:p>
+    <w:p>
+      <w:pPr>
+        <w:pStyle w:val="Heading2"/>
+        <w:spacing w:after="160" w:before="360"/>
+      </w:pPr>
+      <w:r>
+        <w:rPr>
+          <w:b/>
+          <w:bCs/>
+          <w:color w:val="000000"/>
+          <w:sz w:val="26"/>
+          <w:szCs w:val="26"/>
+        </w:rPr>
+        <w:t xml:space="preserve">10.1. Différences d'architecture</w:t>
+      </w:r>
+    </w:p>
+    <w:tbl>
+      <w:tblPr>
+        <w:tblW w:type="dxa" w:w="10000"/>
+        <w:tblBorders>
+          <w:top w:val="single" w:color="DDE1E6" w:sz="4"/>
+          <w:left w:val="single" w:color="DDE1E6" w:sz="4"/>
+          <w:bottom w:val="single" w:color="DDE1E6" w:sz="4"/>
+          <w:right w:val="single" w:color="DDE1E6" w:sz="4"/>
+          <w:insideH w:val="single" w:color="DDE1E6" w:sz="4"/>
+          <w:insideV w:val="single" w:color="DDE1E6" w:sz="4"/>
+        </w:tblBorders>
+      </w:tblPr>
+      <w:tblGrid>
+        <w:gridCol w:w="2600"/>
+        <w:gridCol w:w="3700"/>
+        <w:gridCol w:w="3700"/>
+      </w:tblGrid>
+      <w:tr>
+        <w:trPr>
+          <w:tblHeader/>
+        </w:trPr>
+        <w:tc>
+          <w:tcPr>
+            <w:tcW w:type="dxa" w:w="2600"/>
+            <w:shd w:fill="00874C" w:val="clear"/>
+            <w:tcMar>
+              <w:top w:type="dxa" w:w="80"/>
+              <w:left w:type="dxa" w:w="100"/>
+              <w:bottom w:type="dxa" w:w="80"/>
+              <w:right w:type="dxa" w:w="100"/>
+            </w:tcMar>
+          </w:tcPr>
+          <w:p>
+            <w:pPr>
+              <w:jc w:val="left"/>
+            </w:pPr>
+            <w:r>
+              <w:rPr>
+                <w:b/>
+                <w:bCs/>
+                <w:color w:val="FFFFFF"/>
+                <w:sz w:val="20"/>
+                <w:szCs w:val="20"/>
+              </w:rPr>
+              <w:t xml:space="preserve">Aspect</w:t>
+            </w:r>
+          </w:p>
+        </w:tc>
+        <w:tc>
+          <w:tcPr>
+            <w:tcW w:type="dxa" w:w="3700"/>
+            <w:shd w:fill="00874C" w:val="clear"/>
+            <w:tcMar>
+              <w:top w:type="dxa" w:w="80"/>
+              <w:left w:type="dxa" w:w="100"/>
+              <w:bottom w:type="dxa" w:w="80"/>
+              <w:right w:type="dxa" w:w="100"/>
+            </w:tcMar>
+          </w:tcPr>
+          <w:p>
+            <w:pPr>
+              <w:jc w:val="left"/>
+            </w:pPr>
+            <w:r>
+              <w:rPr>
+                <w:b/>
+                <w:bCs/>
+                <w:color w:val="FFFFFF"/>
+                <w:sz w:val="20"/>
+                <w:szCs w:val="20"/>
+              </w:rPr>
+              <w:t xml:space="preserve">Version standalone</w:t>
+            </w:r>
+          </w:p>
+        </w:tc>
+        <w:tc>
+          <w:tcPr>
+            <w:tcW w:type="dxa" w:w="3700"/>
+            <w:shd w:fill="00874C" w:val="clear"/>
+            <w:tcMar>
+              <w:top w:type="dxa" w:w="80"/>
+              <w:left w:type="dxa" w:w="100"/>
+              <w:bottom w:type="dxa" w:w="80"/>
+              <w:right w:type="dxa" w:w="100"/>
+            </w:tcMar>
+          </w:tcPr>
+          <w:p>
+            <w:pPr>
+              <w:jc w:val="left"/>
+            </w:pPr>
+            <w:r>
+              <w:rPr>
+                <w:b/>
+                <w:bCs/>
+                <w:color w:val="FFFFFF"/>
+                <w:sz w:val="20"/>
+                <w:szCs w:val="20"/>
+              </w:rPr>
+              <w:t xml:space="preserve">Version SPFx</w:t>
+            </w:r>
+          </w:p>
+        </w:tc>
+      </w:tr>
+      <w:tr>
+        <w:tc>
+          <w:tcPr>
+            <w:tcW w:type="dxa" w:w="2600"/>
+            <w:tcMar>
+              <w:top w:type="dxa" w:w="80"/>
+              <w:left w:type="dxa" w:w="100"/>
+              <w:bottom w:type="dxa" w:w="80"/>
+              <w:right w:type="dxa" w:w="100"/>
+            </w:tcMar>
+          </w:tcPr>
+          <w:p>
+            <w:pPr>
+              <w:jc w:val="left"/>
+            </w:pPr>
+            <w:r>
+              <w:rPr>
+                <w:b w:val="false"/>
+                <w:bCs w:val="false"/>
+                <w:color w:val="000000"/>
+                <w:sz w:val="20"/>
+                <w:szCs w:val="20"/>
+              </w:rPr>
+              <w:t xml:space="preserve">Persistance des métadonnées</w:t>
+            </w:r>
+          </w:p>
+        </w:tc>
+        <w:tc>
+          <w:tcPr>
+            <w:tcW w:type="dxa" w:w="3700"/>
+            <w:tcMar>
+              <w:top w:type="dxa" w:w="80"/>
+              <w:left w:type="dxa" w:w="100"/>
+              <w:bottom w:type="dxa" w:w="80"/>
+              <w:right w:type="dxa" w:w="100"/>
+            </w:tcMar>
+          </w:tcPr>
+          <w:p>
+            <w:pPr>
+              <w:jc w:val="left"/>
+            </w:pPr>
+            <w:r>
+              <w:rPr>
+                <w:b w:val="false"/>
+                <w:bCs w:val="false"/>
+                <w:color w:val="000000"/>
+                <w:sz w:val="20"/>
+                <w:szCs w:val="20"/>
+              </w:rPr>
+              <w:t xml:space="preserve">4 fichiers JSON (server/data)</w:t>
+            </w:r>
+          </w:p>
+        </w:tc>
+        <w:tc>
+          <w:tcPr>
+            <w:tcW w:type="dxa" w:w="3700"/>
+            <w:tcMar>
+              <w:top w:type="dxa" w:w="80"/>
+              <w:left w:type="dxa" w:w="100"/>
+              <w:bottom w:type="dxa" w:w="80"/>
+              <w:right w:type="dxa" w:w="100"/>
+            </w:tcMar>
+          </w:tcPr>
+          <w:p>
+            <w:pPr>
+              <w:jc w:val="left"/>
+            </w:pPr>
+            <w:r>
+              <w:rPr>
+                <w:b w:val="false"/>
+                <w:bCs w:val="false"/>
+                <w:color w:val="000000"/>
+                <w:sz w:val="20"/>
+                <w:szCs w:val="20"/>
+              </w:rPr>
+              <w:t xml:space="preserve">4 listes SharePoint (ConditionsVersions, TemplatesContrats, MappingsTemplate, Generations)</w:t>
+            </w:r>
+          </w:p>
+        </w:tc>
+      </w:tr>
+      <w:tr>
+        <w:tc>
+          <w:tcPr>
+            <w:tcW w:type="dxa" w:w="2600"/>
+            <w:shd w:fill="F5F6F8" w:val="clear"/>
+            <w:tcMar>
+              <w:top w:type="dxa" w:w="80"/>
+              <w:left w:type="dxa" w:w="100"/>
+              <w:bottom w:type="dxa" w:w="80"/>
+              <w:right w:type="dxa" w:w="100"/>
+            </w:tcMar>
+          </w:tcPr>
+          <w:p>
+            <w:pPr>
+              <w:jc w:val="left"/>
+            </w:pPr>
+            <w:r>
+              <w:rPr>
+                <w:b w:val="false"/>
+                <w:bCs w:val="false"/>
+                <w:color w:val="000000"/>
+                <w:sz w:val="20"/>
+                <w:szCs w:val="20"/>
+              </w:rPr>
+              <w:t xml:space="preserve">Stockage des fichiers</w:t>
+            </w:r>
+          </w:p>
+        </w:tc>
+        <w:tc>
+          <w:tcPr>
+            <w:tcW w:type="dxa" w:w="3700"/>
+            <w:shd w:fill="F5F6F8" w:val="clear"/>
+            <w:tcMar>
+              <w:top w:type="dxa" w:w="80"/>
+              <w:left w:type="dxa" w:w="100"/>
+              <w:bottom w:type="dxa" w:w="80"/>
+              <w:right w:type="dxa" w:w="100"/>
+            </w:tcMar>
+          </w:tcPr>
+          <w:p>
+            <w:pPr>
+              <w:jc w:val="left"/>
+            </w:pPr>
+            <w:r>
+              <w:rPr>
+                <w:b w:val="false"/>
+                <w:bCs w:val="false"/>
+                <w:color w:val="000000"/>
+                <w:sz w:val="20"/>
+                <w:szCs w:val="20"/>
+              </w:rPr>
+              <w:t xml:space="preserve">server/storage (disque local)</w:t>
+            </w:r>
+          </w:p>
+        </w:tc>
+        <w:tc>
+          <w:tcPr>
+            <w:tcW w:type="dxa" w:w="3700"/>
+            <w:shd w:fill="F5F6F8" w:val="clear"/>
+            <w:tcMar>
+              <w:top w:type="dxa" w:w="80"/>
+              <w:left w:type="dxa" w:w="100"/>
+              <w:bottom w:type="dxa" w:w="80"/>
+              <w:right w:type="dxa" w:w="100"/>
+            </w:tcMar>
+          </w:tcPr>
+          <w:p>
+            <w:pPr>
+              <w:jc w:val="left"/>
+            </w:pPr>
+            <w:r>
+              <w:rPr>
+                <w:b w:val="false"/>
+                <w:bCs w:val="false"/>
+                <w:color w:val="000000"/>
+                <w:sz w:val="20"/>
+                <w:szCs w:val="20"/>
+              </w:rPr>
+              <w:t xml:space="preserve">2 bibliothèques de documents SharePoint (ConditionsFichiers, TemplatesFichiers)</w:t>
+            </w:r>
+          </w:p>
+        </w:tc>
+      </w:tr>
+      <w:tr>
+        <w:tc>
+          <w:tcPr>
+            <w:tcW w:type="dxa" w:w="2600"/>
+            <w:tcMar>
+              <w:top w:type="dxa" w:w="80"/>
+              <w:left w:type="dxa" w:w="100"/>
+              <w:bottom w:type="dxa" w:w="80"/>
+              <w:right w:type="dxa" w:w="100"/>
+            </w:tcMar>
+          </w:tcPr>
+          <w:p>
+            <w:pPr>
+              <w:jc w:val="left"/>
+            </w:pPr>
+            <w:r>
+              <w:rPr>
+                <w:b w:val="false"/>
+                <w:bCs w:val="false"/>
+                <w:color w:val="000000"/>
+                <w:sz w:val="20"/>
+                <w:szCs w:val="20"/>
+              </w:rPr>
+              <w:t xml:space="preserve">Lecture/écriture Excel</w:t>
+            </w:r>
+          </w:p>
+        </w:tc>
+        <w:tc>
+          <w:tcPr>
+            <w:tcW w:type="dxa" w:w="3700"/>
+            <w:tcMar>
+              <w:top w:type="dxa" w:w="80"/>
+              <w:left w:type="dxa" w:w="100"/>
+              <w:bottom w:type="dxa" w:w="80"/>
+              <w:right w:type="dxa" w:w="100"/>
+            </w:tcMar>
+          </w:tcPr>
+          <w:p>
+            <w:pPr>
+              <w:jc w:val="left"/>
+            </w:pPr>
+            <w:r>
+              <w:rPr>
+                <w:b w:val="false"/>
+                <w:bCs w:val="false"/>
+                <w:color w:val="000000"/>
+                <w:sz w:val="20"/>
+                <w:szCs w:val="20"/>
+              </w:rPr>
+              <w:t xml:space="preserve">ExcelJS sur Buffer Node.js</w:t>
+            </w:r>
+          </w:p>
+        </w:tc>
+        <w:tc>
+          <w:tcPr>
+            <w:tcW w:type="dxa" w:w="3700"/>
+            <w:tcMar>
+              <w:top w:type="dxa" w:w="80"/>
+              <w:left w:type="dxa" w:w="100"/>
+              <w:bottom w:type="dxa" w:w="80"/>
+              <w:right w:type="dxa" w:w="100"/>
+            </w:tcMar>
+          </w:tcPr>
+          <w:p>
+            <w:pPr>
+              <w:jc w:val="left"/>
+            </w:pPr>
+            <w:r>
+              <w:rPr>
+                <w:b w:val="false"/>
+                <w:bCs w:val="false"/>
+                <w:color w:val="000000"/>
+                <w:sz w:val="20"/>
+                <w:szCs w:val="20"/>
+              </w:rPr>
+              <w:t xml:space="preserve">ExcelJS sur ArrayBuffer navigateur — logique de parsing identique, portée telle quelle</w:t>
+            </w:r>
+          </w:p>
+        </w:tc>
+      </w:tr>
+      <w:tr>
+        <w:tc>
+          <w:tcPr>
+            <w:tcW w:type="dxa" w:w="2600"/>
+            <w:shd w:fill="F5F6F8" w:val="clear"/>
+            <w:tcMar>
+              <w:top w:type="dxa" w:w="80"/>
+              <w:left w:type="dxa" w:w="100"/>
+              <w:bottom w:type="dxa" w:w="80"/>
+              <w:right w:type="dxa" w:w="100"/>
+            </w:tcMar>
+          </w:tcPr>
+          <w:p>
+            <w:pPr>
+              <w:jc w:val="left"/>
+            </w:pPr>
+            <w:r>
+              <w:rPr>
+                <w:b w:val="false"/>
+                <w:bCs w:val="false"/>
+                <w:color w:val="000000"/>
+                <w:sz w:val="20"/>
+                <w:szCs w:val="20"/>
+              </w:rPr>
+              <w:t xml:space="preserve">Lecture/écriture Word</w:t>
+            </w:r>
+          </w:p>
+        </w:tc>
+        <w:tc>
+          <w:tcPr>
+            <w:tcW w:type="dxa" w:w="3700"/>
+            <w:shd w:fill="F5F6F8" w:val="clear"/>
+            <w:tcMar>
+              <w:top w:type="dxa" w:w="80"/>
+              <w:left w:type="dxa" w:w="100"/>
+              <w:bottom w:type="dxa" w:w="80"/>
+              <w:right w:type="dxa" w:w="100"/>
+            </w:tcMar>
+          </w:tcPr>
+          <w:p>
+            <w:pPr>
+              <w:jc w:val="left"/>
+            </w:pPr>
+            <w:r>
+              <w:rPr>
+                <w:b w:val="false"/>
+                <w:bCs w:val="false"/>
+                <w:color w:val="000000"/>
+                <w:sz w:val="20"/>
+                <w:szCs w:val="20"/>
+              </w:rPr>
+              <w:t xml:space="preserve">JSZip sur Buffer Node.js</w:t>
+            </w:r>
+          </w:p>
+        </w:tc>
+        <w:tc>
+          <w:tcPr>
+            <w:tcW w:type="dxa" w:w="3700"/>
+            <w:shd w:fill="F5F6F8" w:val="clear"/>
+            <w:tcMar>
+              <w:top w:type="dxa" w:w="80"/>
+              <w:left w:type="dxa" w:w="100"/>
+              <w:bottom w:type="dxa" w:w="80"/>
+              <w:right w:type="dxa" w:w="100"/>
+            </w:tcMar>
+          </w:tcPr>
+          <w:p>
+            <w:pPr>
+              <w:jc w:val="left"/>
+            </w:pPr>
+            <w:r>
+              <w:rPr>
+                <w:b w:val="false"/>
+                <w:bCs w:val="false"/>
+                <w:color w:val="000000"/>
+                <w:sz w:val="20"/>
+                <w:szCs w:val="20"/>
+              </w:rPr>
+              <w:t xml:space="preserve">JSZip sur ArrayBuffer navigateur — logique identique, portée telle quelle</w:t>
+            </w:r>
+          </w:p>
+        </w:tc>
+      </w:tr>
+      <w:tr>
+        <w:tc>
+          <w:tcPr>
+            <w:tcW w:type="dxa" w:w="2600"/>
+            <w:tcMar>
+              <w:top w:type="dxa" w:w="80"/>
+              <w:left w:type="dxa" w:w="100"/>
+              <w:bottom w:type="dxa" w:w="80"/>
+              <w:right w:type="dxa" w:w="100"/>
+            </w:tcMar>
+          </w:tcPr>
+          <w:p>
+            <w:pPr>
+              <w:jc w:val="left"/>
+            </w:pPr>
+            <w:r>
+              <w:rPr>
+                <w:b w:val="false"/>
+                <w:bCs w:val="false"/>
+                <w:color w:val="000000"/>
+                <w:sz w:val="20"/>
+                <w:szCs w:val="20"/>
+              </w:rPr>
+              <w:t xml:space="preserve">Authentification</w:t>
+            </w:r>
+          </w:p>
+        </w:tc>
+        <w:tc>
+          <w:tcPr>
+            <w:tcW w:type="dxa" w:w="3700"/>
+            <w:tcMar>
+              <w:top w:type="dxa" w:w="80"/>
+              <w:left w:type="dxa" w:w="100"/>
+              <w:bottom w:type="dxa" w:w="80"/>
+              <w:right w:type="dxa" w:w="100"/>
+            </w:tcMar>
+          </w:tcPr>
+          <w:p>
+            <w:pPr>
+              <w:jc w:val="left"/>
+            </w:pPr>
+            <w:r>
+              <w:rPr>
+                <w:b w:val="false"/>
+                <w:bCs w:val="false"/>
+                <w:color w:val="000000"/>
+                <w:sz w:val="20"/>
+                <w:szCs w:val="20"/>
+              </w:rPr>
+              <w:t xml:space="preserve">Aucune</w:t>
+            </w:r>
+          </w:p>
+        </w:tc>
+        <w:tc>
+          <w:tcPr>
+            <w:tcW w:type="dxa" w:w="3700"/>
+            <w:tcMar>
+              <w:top w:type="dxa" w:w="80"/>
+              <w:left w:type="dxa" w:w="100"/>
+              <w:bottom w:type="dxa" w:w="80"/>
+              <w:right w:type="dxa" w:w="100"/>
+            </w:tcMar>
+          </w:tcPr>
+          <w:p>
+            <w:pPr>
+              <w:jc w:val="left"/>
+            </w:pPr>
+            <w:r>
+              <w:rPr>
+                <w:b w:val="false"/>
+                <w:bCs w:val="false"/>
+                <w:color w:val="000000"/>
+                <w:sz w:val="20"/>
+                <w:szCs w:val="20"/>
+              </w:rPr>
+              <w:t xml:space="preserve">Héritée de la session SharePoint de l'utilisateur (spfi().using(SPFx(context)))</w:t>
+            </w:r>
+          </w:p>
+        </w:tc>
+      </w:tr>
+      <w:tr>
+        <w:tc>
+          <w:tcPr>
+            <w:tcW w:type="dxa" w:w="2600"/>
+            <w:shd w:fill="F5F6F8" w:val="clear"/>
+            <w:tcMar>
+              <w:top w:type="dxa" w:w="80"/>
+              <w:left w:type="dxa" w:w="100"/>
+              <w:bottom w:type="dxa" w:w="80"/>
+              <w:right w:type="dxa" w:w="100"/>
+            </w:tcMar>
+          </w:tcPr>
+          <w:p>
+            <w:pPr>
+              <w:jc w:val="left"/>
+            </w:pPr>
+            <w:r>
+              <w:rPr>
+                <w:b w:val="false"/>
+                <w:bCs w:val="false"/>
+                <w:color w:val="000000"/>
+                <w:sz w:val="20"/>
+                <w:szCs w:val="20"/>
+              </w:rPr>
+              <w:t xml:space="preserve">Compilation</w:t>
+            </w:r>
+          </w:p>
+        </w:tc>
+        <w:tc>
+          <w:tcPr>
+            <w:tcW w:type="dxa" w:w="3700"/>
+            <w:shd w:fill="F5F6F8" w:val="clear"/>
+            <w:tcMar>
+              <w:top w:type="dxa" w:w="80"/>
+              <w:left w:type="dxa" w:w="100"/>
+              <w:bottom w:type="dxa" w:w="80"/>
+              <w:right w:type="dxa" w:w="100"/>
+            </w:tcMar>
+          </w:tcPr>
+          <w:p>
+            <w:pPr>
+              <w:jc w:val="left"/>
+            </w:pPr>
+            <w:r>
+              <w:rPr>
+                <w:b w:val="false"/>
+                <w:bCs w:val="false"/>
+                <w:color w:val="000000"/>
+                <w:sz w:val="20"/>
+                <w:szCs w:val="20"/>
+              </w:rPr>
+              <w:t xml:space="preserve">TypeScript ciblant Node/Bun</w:t>
+            </w:r>
+          </w:p>
+        </w:tc>
+        <w:tc>
+          <w:tcPr>
+            <w:tcW w:type="dxa" w:w="3700"/>
+            <w:shd w:fill="F5F6F8" w:val="clear"/>
+            <w:tcMar>
+              <w:top w:type="dxa" w:w="80"/>
+              <w:left w:type="dxa" w:w="100"/>
+              <w:bottom w:type="dxa" w:w="80"/>
+              <w:right w:type="dxa" w:w="100"/>
+            </w:tcMar>
+          </w:tcPr>
+          <w:p>
+            <w:pPr>
+              <w:jc w:val="left"/>
+            </w:pPr>
+            <w:r>
+              <w:rPr>
+                <w:b w:val="false"/>
+                <w:bCs w:val="false"/>
+                <w:color w:val="000000"/>
+                <w:sz w:val="20"/>
+                <w:szCs w:val="20"/>
+              </w:rPr>
+              <w:t xml:space="preserve">TypeScript ciblant ES5 (imposé par SPFx) — voir 10.3</w:t>
+            </w:r>
+          </w:p>
+        </w:tc>
+      </w:tr>
+    </w:tbl>
+    <w:p>
+      <w:pPr>
+        <w:pStyle w:val="Heading2"/>
+        <w:spacing w:after="160" w:before="360"/>
+      </w:pPr>
+      <w:r>
+        <w:rPr>
+          <w:b/>
+          <w:bCs/>
+          <w:color w:val="000000"/>
+          <w:sz w:val="26"/>
+          <w:szCs w:val="26"/>
+        </w:rPr>
+        <w:t xml:space="preserve">10.2. Auto-provisionnement</w:t>
+      </w:r>
+    </w:p>
+    <w:p>
+      <w:pPr>
+        <w:spacing w:after="160"/>
+      </w:pPr>
+      <w:r>
+        <w:rPr>
+          <w:color w:val="000000"/>
+          <w:sz w:val="21"/>
+          <w:szCs w:val="21"/>
+        </w:rPr>
+        <w:t xml:space="preserve">Aucune étape d'installation manuelle des listes/bibliothèques n'est requise : au premier chargement du web part sur un site donné, ensureProvisioned() (services/provisioning.ts) crée ce qui manque (sp.web.lists.ensure, idempotent) puis mémorise que ce site est prêt dans le localStorage du navigateur, pour ne pas rejouer cette routine — coûteuse en aller-retours réseau — à chaque chargement de page suivant.</w:t>
+      </w:r>
+    </w:p>
+    <w:p>
+      <w:pPr>
+        <w:pBdr>
+          <w:left w:val="single" w:color="75787B" w:sz="12" w:space="8"/>
+        </w:pBdr>
+        <w:spacing w:after="200"/>
+        <w:ind w:left="240"/>
+      </w:pPr>
+      <w:r>
+        <w:rPr>
+          <w:b/>
+          <w:bCs/>
+          <w:i/>
+          <w:iCs/>
+          <w:color w:val="75787B"/>
+          <w:sz w:val="20"/>
+          <w:szCs w:val="20"/>
+        </w:rPr>
+        <w:t xml:space="preserve">Note — </w:t>
+      </w:r>
+      <w:r>
+        <w:rPr>
+          <w:i/>
+          <w:iCs/>
+          <w:color w:val="000000"/>
+          <w:sz w:val="20"/>
+          <w:szCs w:val="20"/>
+        </w:rPr>
+        <w:t xml:space="preserve">Observé en conditions réelles sur un tenant : juste après cette création automatique, une lecture immédiate de la liste peut échouer une fois avec une erreur générique PnPjs, le temps que SharePoint propage les métadonnées des champs fraîchement créés. Un court délai après un provisionnement à froid, plus un retry automatique sur les premières lectures (retryOnce, provisioning.ts), absorbe ce cas sans masquer un échec réellement persistant.</w:t>
+      </w:r>
+    </w:p>
+    <w:p>
+      <w:pPr>
+        <w:pStyle w:val="Heading2"/>
+        <w:spacing w:after="160" w:before="360"/>
+      </w:pPr>
+      <w:r>
+        <w:rPr>
+          <w:b/>
+          <w:bCs/>
+          <w:color w:val="000000"/>
+          <w:sz w:val="26"/>
+          <w:szCs w:val="26"/>
+        </w:rPr>
+        <w:t xml:space="preserve">10.3. Contraintes de la cible de compilation (ES5)</w:t>
       </w:r>
     </w:p>
     <w:p>
@@ -7385,7 +8259,147 @@
           <w:sz w:val="21"/>
           <w:szCs w:val="21"/>
         </w:rPr>
-        <w:t xml:space="preserve">Le mapping d'un template n'est pas reporté automatiquement d'une version à l'autre : chaque nouveau dépôt repart avec un mapping vide, à refaire (intégralement ou via import du fichier Excel de correspondance).</w:t>
+        <w:t xml:space="preserve">Pas d'échappement Unicode \p{...} dans les regex (nécessite le flag /u, ES2018+) : le nettoyage des noms de fichiers utilise la plage explicite des marques diacritiques combinantes (\u0300-\u036f) plutôt que \p{L}\p{N}.</w:t>
+      </w:r>
+    </w:p>
+    <w:p>
+      <w:pPr>
+        <w:pStyle w:val="ListParagraph"/>
+        <w:numPr>
+          <w:ilvl w:val="0"/>
+          <w:numId w:val="3"/>
+        </w:numPr>
+        <w:spacing w:after="80"/>
+      </w:pPr>
+      <w:r>
+        <w:rPr>
+          <w:color w:val="000000"/>
+          <w:sz w:val="21"/>
+          <w:szCs w:val="21"/>
+        </w:rPr>
+        <w:t xml:space="preserve">Pas d'itération directe sur un itérateur (for...of sur les valeurs d'une Map) sans --downlevelIteration : utilisation d'Array.from(map.values()) à la place.</w:t>
+      </w:r>
+    </w:p>
+    <w:p>
+      <w:pPr>
+        <w:pStyle w:val="Heading2"/>
+        <w:spacing w:after="160" w:before="360"/>
+      </w:pPr>
+      <w:r>
+        <w:rPr>
+          <w:b/>
+          <w:bCs/>
+          <w:color w:val="000000"/>
+          <w:sz w:val="26"/>
+          <w:szCs w:val="26"/>
+        </w:rPr>
+        <w:t xml:space="preserve">10.4. Sécurité spécifique au portage SPFx</w:t>
+      </w:r>
+    </w:p>
+    <w:p>
+      <w:pPr>
+        <w:pStyle w:val="ListParagraph"/>
+        <w:numPr>
+          <w:ilvl w:val="0"/>
+          <w:numId w:val="3"/>
+        </w:numPr>
+        <w:spacing w:after="80"/>
+      </w:pPr>
+      <w:r>
+        <w:rPr>
+          <w:color w:val="000000"/>
+          <w:sz w:val="21"/>
+          <w:szCs w:val="21"/>
+        </w:rPr>
+        <w:t xml:space="preserve">Les filtres OData construits par interpolation de chaîne (recherche par identifiant de template/groupe) échappent les guillemets simples (odataEscape) : ce code s'exécute entièrement dans le navigateur, sans frontière serveur, donc sans cet échappement un identifiant malveillant pourrait élargir la portée d'une requête au-delà de ce qu'elle est censée filtrer.</w:t>
+      </w:r>
+    </w:p>
+    <w:p>
+      <w:pPr>
+        <w:pStyle w:val="ListParagraph"/>
+        <w:numPr>
+          <w:ilvl w:val="0"/>
+          <w:numId w:val="3"/>
+        </w:numPr>
+        <w:spacing w:after="80"/>
+      </w:pPr>
+      <w:r>
+        <w:rPr>
+          <w:color w:val="000000"/>
+          <w:sz w:val="21"/>
+          <w:szCs w:val="21"/>
+        </w:rPr>
+        <w:t xml:space="preserve">La liste des templates est récupérée en un nombre fixe d'appels réseau (chargement de tous les templates et de tous les mappings en une fois, puis regroupement en mémoire), plutôt qu'un appel par template affiché — évite un coût qui croîtrait linéairement avec le nombre de templates.</w:t>
+      </w:r>
+    </w:p>
+    <w:p>
+      <w:pPr>
+        <w:pStyle w:val="Heading2"/>
+        <w:spacing w:after="160" w:before="360"/>
+      </w:pPr>
+      <w:r>
+        <w:rPr>
+          <w:b/>
+          <w:bCs/>
+          <w:color w:val="000000"/>
+          <w:sz w:val="26"/>
+          <w:szCs w:val="26"/>
+        </w:rPr>
+        <w:t xml:space="preserve">10.5. Limites connues (spécifiques à la version SPFx)</w:t>
+      </w:r>
+    </w:p>
+    <w:p>
+      <w:pPr>
+        <w:pStyle w:val="ListParagraph"/>
+        <w:numPr>
+          <w:ilvl w:val="0"/>
+          <w:numId w:val="3"/>
+        </w:numPr>
+        <w:spacing w:after="80"/>
+      </w:pPr>
+      <w:r>
+        <w:rPr>
+          <w:color w:val="000000"/>
+          <w:sz w:val="21"/>
+          <w:szCs w:val="21"/>
+        </w:rPr>
+        <w:t xml:space="preserve">Jamais testé contre un vrai tenant SharePoint pendant le développement initial (build/compilation validés en local uniquement) ; les corrections ultérieures ont, elles, été vérifiées en conditions réelles.</w:t>
+      </w:r>
+    </w:p>
+    <w:p>
+      <w:pPr>
+        <w:pStyle w:val="ListParagraph"/>
+        <w:numPr>
+          <w:ilvl w:val="0"/>
+          <w:numId w:val="3"/>
+        </w:numPr>
+        <w:spacing w:after="80"/>
+      </w:pPr>
+      <w:r>
+        <w:rPr>
+          <w:color w:val="000000"/>
+          <w:sz w:val="21"/>
+          <w:szCs w:val="21"/>
+        </w:rPr>
+        <w:t xml:space="preserve">Publication comme onglet Microsoft Teams non mise en œuvre (voir cahier des charges, hors périmètre) bien que le manifeste déclare la compatibilité technique.</w:t>
+      </w:r>
+    </w:p>
+    <w:p>
+      <w:pPr>
+        <w:pStyle w:val="ListParagraph"/>
+        <w:numPr>
+          <w:ilvl w:val="0"/>
+          <w:numId w:val="3"/>
+        </w:numPr>
+        <w:spacing w:after="80"/>
+      </w:pPr>
+      <w:r>
+        <w:rPr>
+          <w:color w:val="000000"/>
+          <w:sz w:val="21"/>
+          <w:szCs w:val="21"/>
+        </w:rPr>
+        <w:t xml:space="preserve">Aucune synchronisation avec les données de la version standalone : ce sont deux jeux de données indépendants.</w:t>
       </w:r>
     </w:p>
     <w:sectPr>
